--- a/lessons/3-2/downloads/reveal/teacher/3.2-session-2-prerequisite-practice-a.docx
+++ b/lessons/3-2/downloads/reveal/teacher/3.2-session-2-prerequisite-practice-a.docx
@@ -15,10 +15,28 @@
         <w:rPr>
           <w:rFonts w:ascii="Avenir Next" w:hAnsi="Avenir Next" w:cs="Avenir Next" w:eastAsia="Avenir Next"/>
           <w:color w:val="1A1A1A"/>
+          <w:sz w:val="22"/>
+          <w:szCs w:val="20"/>
+        </w:rPr>
+        <w:t xml:space="preserve">Name</w:t>
+      </w:r>
+      <w:r>
+        <w:rPr>
+          <w:rFonts w:ascii="Avenir Next" w:hAnsi="Avenir Next" w:cs="Avenir Next" w:eastAsia="Avenir Next"/>
+          <w:color w:val="1A1A1A"/>
           <w:sz w:val="20"/>
           <w:szCs w:val="20"/>
         </w:rPr>
-        <w:t xml:space="preserve">Name</w:t>
+        <w:tab/>
+      </w:r>
+      <w:r>
+        <w:rPr>
+          <w:rFonts w:ascii="Avenir Next" w:hAnsi="Avenir Next" w:cs="Avenir Next" w:eastAsia="Avenir Next"/>
+          <w:color w:val="1A1A1A"/>
+          <w:sz w:val="22"/>
+          <w:szCs w:val="20"/>
+        </w:rPr>
+        <w:t xml:space="preserve">   Date</w:t>
       </w:r>
       <w:r>
         <w:rPr>
@@ -33,25 +51,7 @@
         <w:rPr>
           <w:rFonts w:ascii="Avenir Next" w:hAnsi="Avenir Next" w:cs="Avenir Next" w:eastAsia="Avenir Next"/>
           <w:color w:val="1A1A1A"/>
-          <w:sz w:val="20"/>
-          <w:szCs w:val="20"/>
-        </w:rPr>
-        <w:t xml:space="preserve">   Date</w:t>
-      </w:r>
-      <w:r>
-        <w:rPr>
-          <w:rFonts w:ascii="Avenir Next" w:hAnsi="Avenir Next" w:cs="Avenir Next" w:eastAsia="Avenir Next"/>
-          <w:color w:val="1A1A1A"/>
-          <w:sz w:val="20"/>
-          <w:szCs w:val="20"/>
-        </w:rPr>
-        <w:tab/>
-      </w:r>
-      <w:r>
-        <w:rPr>
-          <w:rFonts w:ascii="Avenir Next" w:hAnsi="Avenir Next" w:cs="Avenir Next" w:eastAsia="Avenir Next"/>
-          <w:color w:val="1A1A1A"/>
-          <w:sz w:val="20"/>
+          <w:sz w:val="22"/>
           <w:szCs w:val="20"/>
         </w:rPr>
         <w:t xml:space="preserve">   Period</w:t>
@@ -78,7 +78,7 @@
           <w:caps/>
           <w:color w:val="003A70"/>
           <w:spacing w:val="12"/>
-          <w:sz w:val="19"/>
+          <w:sz w:val="22"/>
           <w:szCs w:val="19"/>
         </w:rPr>
         <w:t xml:space="preserve">Lesson 3-2  ·  Session 2  ·  Prerequisite Practice A  ·  Skill 1 of 2</w:t>
@@ -86,6 +86,7 @@
     </w:p>
     <w:p>
       <w:pPr>
+        <w:pStyle w:val="Heading1"/>
         <w:keepNext/>
         <w:spacing w:before="0" w:after="10" w:line="240" w:lineRule="auto"/>
       </w:pPr>
@@ -111,7 +112,7 @@
         <w:rPr>
           <w:rFonts w:ascii="Avenir Next" w:hAnsi="Avenir Next" w:cs="Avenir Next" w:eastAsia="Avenir Next"/>
           <w:color w:val="5A5F66"/>
-          <w:sz w:val="17"/>
+          <w:sz w:val="22"/>
           <w:szCs w:val="17"/>
         </w:rPr>
         <w:t xml:space="preserve">Builds on Grade 5 · 5.NBT.A.3b</w:t>
@@ -154,6 +155,7 @@
           </w:tcPr>
           <w:p>
             <w:pPr>
+              <w:pStyle w:val="Heading2"/>
               <w:spacing w:before="0" w:after="0" w:line="252" w:lineRule="auto"/>
             </w:pPr>
             <w:r>
@@ -183,7 +185,7 @@
               <w:rPr>
                 <w:rFonts w:ascii="Avenir Next" w:hAnsi="Avenir Next" w:cs="Avenir Next" w:eastAsia="Avenir Next"/>
                 <w:color w:val="1A1A1A"/>
-                <w:sz w:val="20"/>
+                <w:sz w:val="22"/>
                 <w:szCs w:val="20"/>
               </w:rPr>
               <w:t xml:space="preserve">Brand A is $0.25 per ounce. Brand B is $0.20. The lower price wins.</w:t>
@@ -203,6 +205,7 @@
           </w:tcPr>
           <w:p>
             <w:pPr>
+              <w:pStyle w:val="Heading2"/>
               <w:spacing w:before="0" w:after="0" w:line="252" w:lineRule="auto"/>
             </w:pPr>
             <w:r>
@@ -232,7 +235,7 @@
               <w:rPr>
                 <w:rFonts w:ascii="Avenir Next" w:hAnsi="Avenir Next" w:cs="Avenir Next" w:eastAsia="Avenir Next"/>
                 <w:color w:val="1A1A1A"/>
-                <w:sz w:val="20"/>
+                <w:sz w:val="22"/>
                 <w:szCs w:val="20"/>
               </w:rPr>
               <w:t xml:space="preserve">Compare two decimals, like 0.25 and 0.20.  </w:t>
@@ -242,7 +245,7 @@
                 <w:rFonts w:ascii="Avenir Next" w:hAnsi="Avenir Next" w:cs="Avenir Next" w:eastAsia="Avenir Next"/>
                 <w:b/>
                 <w:color w:val="1A1A1A"/>
-                <w:sz w:val="20"/>
+                <w:sz w:val="22"/>
                 <w:szCs w:val="20"/>
               </w:rPr>
               <w:t xml:space="preserve">You will use it in Practice Form A, problems 3 and 8.</w:t>
@@ -253,6 +256,7 @@
     </w:tbl>
     <w:p>
       <w:pPr>
+        <w:pStyle w:val="Heading2"/>
         <w:keepNext/>
         <w:pBdr>
           <w:bottom w:val="single" w:sz="8" w:space="3" w:color="003A70"/>
@@ -268,7 +272,7 @@
           <w:b/>
           <w:color w:val="003A70"/>
           <w:spacing w:val="14"/>
-          <w:sz w:val="19"/>
+          <w:sz w:val="22"/>
           <w:szCs w:val="19"/>
         </w:rPr>
         <w:t xml:space="preserve">STEPS TO FOLLOW</w:t>
@@ -287,7 +291,7 @@
           <w:rFonts w:ascii="Avenir Next" w:hAnsi="Avenir Next" w:cs="Avenir Next" w:eastAsia="Avenir Next"/>
           <w:i/>
           <w:color w:val="5A5F66"/>
-          <w:sz w:val="17"/>
+          <w:sz w:val="22"/>
           <w:szCs w:val="17"/>
         </w:rPr>
         <w:t xml:space="preserve">use these same steps on every problem</w:t>
@@ -329,6 +333,7 @@
           </w:tcPr>
           <w:p>
             <w:pPr>
+              <w:pStyle w:val="Heading1"/>
               <w:spacing w:before="0" w:after="0" w:line="240" w:lineRule="auto"/>
               <w:jc w:val="center"/>
             </w:pPr>
@@ -357,7 +362,7 @@
               <w:rPr>
                 <w:rFonts w:ascii="Avenir Next" w:hAnsi="Avenir Next" w:cs="Avenir Next" w:eastAsia="Avenir Next"/>
                 <w:color w:val="1A1A1A"/>
-                <w:sz w:val="21"/>
+                <w:sz w:val="22"/>
                 <w:szCs w:val="21"/>
               </w:rPr>
               <w:t xml:space="preserve">Line up the </w:t>
@@ -367,7 +372,7 @@
                 <w:rFonts w:ascii="Avenir Next" w:hAnsi="Avenir Next" w:cs="Avenir Next" w:eastAsia="Avenir Next"/>
                 <w:b/>
                 <w:color w:val="1A1A1A"/>
-                <w:sz w:val="21"/>
+                <w:sz w:val="22"/>
                 <w:szCs w:val="21"/>
               </w:rPr>
               <w:t xml:space="preserve">decimal points</w:t>
@@ -376,7 +381,7 @@
               <w:rPr>
                 <w:rFonts w:ascii="Avenir Next" w:hAnsi="Avenir Next" w:cs="Avenir Next" w:eastAsia="Avenir Next"/>
                 <w:color w:val="1A1A1A"/>
-                <w:sz w:val="21"/>
+                <w:sz w:val="22"/>
                 <w:szCs w:val="21"/>
               </w:rPr>
               <w:t xml:space="preserve">.</w:t>
@@ -395,6 +400,7 @@
           </w:tcPr>
           <w:p>
             <w:pPr>
+              <w:pStyle w:val="Heading1"/>
               <w:spacing w:before="0" w:after="0" w:line="240" w:lineRule="auto"/>
               <w:jc w:val="center"/>
             </w:pPr>
@@ -423,7 +429,7 @@
               <w:rPr>
                 <w:rFonts w:ascii="Avenir Next" w:hAnsi="Avenir Next" w:cs="Avenir Next" w:eastAsia="Avenir Next"/>
                 <w:color w:val="1A1A1A"/>
-                <w:sz w:val="21"/>
+                <w:sz w:val="22"/>
                 <w:szCs w:val="21"/>
               </w:rPr>
               <w:t xml:space="preserve">Compare digits from the </w:t>
@@ -433,7 +439,7 @@
                 <w:rFonts w:ascii="Avenir Next" w:hAnsi="Avenir Next" w:cs="Avenir Next" w:eastAsia="Avenir Next"/>
                 <w:b/>
                 <w:color w:val="1A1A1A"/>
-                <w:sz w:val="21"/>
+                <w:sz w:val="22"/>
                 <w:szCs w:val="21"/>
               </w:rPr>
               <w:t xml:space="preserve">left</w:t>
@@ -442,7 +448,7 @@
               <w:rPr>
                 <w:rFonts w:ascii="Avenir Next" w:hAnsi="Avenir Next" w:cs="Avenir Next" w:eastAsia="Avenir Next"/>
                 <w:color w:val="1A1A1A"/>
-                <w:sz w:val="21"/>
+                <w:sz w:val="22"/>
                 <w:szCs w:val="21"/>
               </w:rPr>
               <w:t xml:space="preserve">.</w:t>
@@ -461,6 +467,7 @@
           </w:tcPr>
           <w:p>
             <w:pPr>
+              <w:pStyle w:val="Heading1"/>
               <w:spacing w:before="0" w:after="0" w:line="240" w:lineRule="auto"/>
               <w:jc w:val="center"/>
             </w:pPr>
@@ -489,7 +496,7 @@
               <w:rPr>
                 <w:rFonts w:ascii="Avenir Next" w:hAnsi="Avenir Next" w:cs="Avenir Next" w:eastAsia="Avenir Next"/>
                 <w:color w:val="1A1A1A"/>
-                <w:sz w:val="21"/>
+                <w:sz w:val="22"/>
                 <w:szCs w:val="21"/>
               </w:rPr>
               <w:t xml:space="preserve">The first </w:t>
@@ -499,7 +506,7 @@
                 <w:rFonts w:ascii="Avenir Next" w:hAnsi="Avenir Next" w:cs="Avenir Next" w:eastAsia="Avenir Next"/>
                 <w:b/>
                 <w:color w:val="1A1A1A"/>
-                <w:sz w:val="21"/>
+                <w:sz w:val="22"/>
                 <w:szCs w:val="21"/>
               </w:rPr>
               <w:t xml:space="preserve">bigger digit</w:t>
@@ -508,7 +515,7 @@
               <w:rPr>
                 <w:rFonts w:ascii="Avenir Next" w:hAnsi="Avenir Next" w:cs="Avenir Next" w:eastAsia="Avenir Next"/>
                 <w:color w:val="1A1A1A"/>
-                <w:sz w:val="21"/>
+                <w:sz w:val="22"/>
                 <w:szCs w:val="21"/>
               </w:rPr>
               <w:t xml:space="preserve"> marks the greater number.</w:t>
@@ -519,6 +526,7 @@
     </w:tbl>
     <w:p>
       <w:pPr>
+        <w:pStyle w:val="Heading2"/>
         <w:keepNext/>
         <w:pBdr>
           <w:bottom w:val="single" w:sz="8" w:space="3" w:color="003A70"/>
@@ -534,7 +542,7 @@
           <w:b/>
           <w:color w:val="003A70"/>
           <w:spacing w:val="14"/>
-          <w:sz w:val="19"/>
+          <w:sz w:val="22"/>
           <w:szCs w:val="19"/>
         </w:rPr>
         <w:t xml:space="preserve">WATCH ME</w:t>
@@ -553,7 +561,7 @@
           <w:rFonts w:ascii="Avenir Next" w:hAnsi="Avenir Next" w:cs="Avenir Next" w:eastAsia="Avenir Next"/>
           <w:i/>
           <w:color w:val="5A5F66"/>
-          <w:sz w:val="17"/>
+          <w:sz w:val="22"/>
           <w:szCs w:val="17"/>
         </w:rPr>
         <w:t xml:space="preserve">the steps in action</w:t>
@@ -568,7 +576,7 @@
           <w:rFonts w:ascii="Avenir Next" w:hAnsi="Avenir Next" w:cs="Avenir Next" w:eastAsia="Avenir Next"/>
           <w:b/>
           <w:color w:val="1A1A1A"/>
-          <w:sz w:val="21"/>
+          <w:sz w:val="22"/>
           <w:szCs w:val="21"/>
         </w:rPr>
         <w:t xml:space="preserve">Compare 0.75 and 0.70.</w:t>
@@ -587,25 +595,25 @@
           <w:rFonts w:ascii="Avenir Next" w:hAnsi="Avenir Next" w:cs="Avenir Next" w:eastAsia="Avenir Next"/>
           <w:b/>
           <w:color w:val="003A70"/>
+          <w:sz w:val="22"/>
+          <w:szCs w:val="19"/>
+        </w:rPr>
+        <w:t xml:space="preserve">Step 1</w:t>
+      </w:r>
+      <w:r>
+        <w:rPr>
+          <w:rFonts w:ascii="Avenir Next" w:hAnsi="Avenir Next" w:cs="Avenir Next" w:eastAsia="Avenir Next"/>
+          <w:color w:val="1A1A1A"/>
           <w:sz w:val="19"/>
           <w:szCs w:val="19"/>
         </w:rPr>
-        <w:t xml:space="preserve">Step 1</w:t>
-      </w:r>
-      <w:r>
-        <w:rPr>
-          <w:rFonts w:ascii="Avenir Next" w:hAnsi="Avenir Next" w:cs="Avenir Next" w:eastAsia="Avenir Next"/>
-          <w:color w:val="1A1A1A"/>
-          <w:sz w:val="19"/>
-          <w:szCs w:val="19"/>
-        </w:rPr>
         <w:tab/>
       </w:r>
       <w:r>
         <w:rPr>
           <w:rFonts w:ascii="Avenir Next" w:hAnsi="Avenir Next" w:cs="Avenir Next" w:eastAsia="Avenir Next"/>
           <w:color w:val="1A1A1A"/>
-          <w:sz w:val="21"/>
+          <w:sz w:val="22"/>
           <w:szCs w:val="21"/>
         </w:rPr>
         <w:t xml:space="preserve">Write 0.75 over 0.70.</w:t>
@@ -624,25 +632,25 @@
           <w:rFonts w:ascii="Avenir Next" w:hAnsi="Avenir Next" w:cs="Avenir Next" w:eastAsia="Avenir Next"/>
           <w:b/>
           <w:color w:val="003A70"/>
+          <w:sz w:val="22"/>
+          <w:szCs w:val="19"/>
+        </w:rPr>
+        <w:t xml:space="preserve">Step 2</w:t>
+      </w:r>
+      <w:r>
+        <w:rPr>
+          <w:rFonts w:ascii="Avenir Next" w:hAnsi="Avenir Next" w:cs="Avenir Next" w:eastAsia="Avenir Next"/>
+          <w:color w:val="1A1A1A"/>
           <w:sz w:val="19"/>
           <w:szCs w:val="19"/>
         </w:rPr>
-        <w:t xml:space="preserve">Step 2</w:t>
-      </w:r>
-      <w:r>
-        <w:rPr>
-          <w:rFonts w:ascii="Avenir Next" w:hAnsi="Avenir Next" w:cs="Avenir Next" w:eastAsia="Avenir Next"/>
-          <w:color w:val="1A1A1A"/>
-          <w:sz w:val="19"/>
-          <w:szCs w:val="19"/>
-        </w:rPr>
         <w:tab/>
       </w:r>
       <w:r>
         <w:rPr>
           <w:rFonts w:ascii="Avenir Next" w:hAnsi="Avenir Next" w:cs="Avenir Next" w:eastAsia="Avenir Next"/>
           <w:color w:val="1A1A1A"/>
-          <w:sz w:val="21"/>
+          <w:sz w:val="22"/>
           <w:szCs w:val="21"/>
         </w:rPr>
         <w:t xml:space="preserve">Ones: 0 and 0. Tenths: 7 and 7.</w:t>
@@ -661,25 +669,25 @@
           <w:rFonts w:ascii="Avenir Next" w:hAnsi="Avenir Next" w:cs="Avenir Next" w:eastAsia="Avenir Next"/>
           <w:b/>
           <w:color w:val="003A70"/>
+          <w:sz w:val="22"/>
+          <w:szCs w:val="19"/>
+        </w:rPr>
+        <w:t xml:space="preserve">Step 3</w:t>
+      </w:r>
+      <w:r>
+        <w:rPr>
+          <w:rFonts w:ascii="Avenir Next" w:hAnsi="Avenir Next" w:cs="Avenir Next" w:eastAsia="Avenir Next"/>
+          <w:color w:val="1A1A1A"/>
           <w:sz w:val="19"/>
           <w:szCs w:val="19"/>
         </w:rPr>
-        <w:t xml:space="preserve">Step 3</w:t>
-      </w:r>
-      <w:r>
-        <w:rPr>
-          <w:rFonts w:ascii="Avenir Next" w:hAnsi="Avenir Next" w:cs="Avenir Next" w:eastAsia="Avenir Next"/>
-          <w:color w:val="1A1A1A"/>
-          <w:sz w:val="19"/>
-          <w:szCs w:val="19"/>
-        </w:rPr>
         <w:tab/>
       </w:r>
       <w:r>
         <w:rPr>
           <w:rFonts w:ascii="Avenir Next" w:hAnsi="Avenir Next" w:cs="Avenir Next" w:eastAsia="Avenir Next"/>
           <w:color w:val="1A1A1A"/>
-          <w:sz w:val="21"/>
+          <w:sz w:val="22"/>
           <w:szCs w:val="21"/>
         </w:rPr>
         <w:t xml:space="preserve">Hundredths: 5 &gt; 0. So 0.75 &gt; 0.70.</w:t>
@@ -698,18 +706,18 @@
           <w:rFonts w:ascii="Avenir Next" w:hAnsi="Avenir Next" w:cs="Avenir Next" w:eastAsia="Avenir Next"/>
           <w:b/>
           <w:color w:val="1A1A1A"/>
+          <w:sz w:val="22"/>
+          <w:szCs w:val="21"/>
+        </w:rPr>
+        <w:t xml:space="preserve">Answer</w:t>
+      </w:r>
+      <w:r>
+        <w:rPr>
+          <w:rFonts w:ascii="Avenir Next" w:hAnsi="Avenir Next" w:cs="Avenir Next" w:eastAsia="Avenir Next"/>
+          <w:color w:val="1A1A1A"/>
           <w:sz w:val="21"/>
           <w:szCs w:val="21"/>
         </w:rPr>
-        <w:t xml:space="preserve">Answer</w:t>
-      </w:r>
-      <w:r>
-        <w:rPr>
-          <w:rFonts w:ascii="Avenir Next" w:hAnsi="Avenir Next" w:cs="Avenir Next" w:eastAsia="Avenir Next"/>
-          <w:color w:val="1A1A1A"/>
-          <w:sz w:val="21"/>
-          <w:szCs w:val="21"/>
-        </w:rPr>
         <w:tab/>
       </w:r>
       <w:r>
@@ -717,7 +725,7 @@
           <w:rFonts w:ascii="Avenir Next" w:hAnsi="Avenir Next" w:cs="Avenir Next" w:eastAsia="Avenir Next"/>
           <w:b/>
           <w:color w:val="1A1A1A"/>
-          <w:sz w:val="21"/>
+          <w:sz w:val="22"/>
           <w:szCs w:val="21"/>
         </w:rPr>
         <w:t xml:space="preserve">0.75 &gt; 0.70</w:t>
@@ -725,6 +733,7 @@
     </w:p>
     <w:p>
       <w:pPr>
+        <w:pStyle w:val="Heading2"/>
         <w:keepNext/>
         <w:pBdr>
           <w:bottom w:val="single" w:sz="8" w:space="3" w:color="003A70"/>
@@ -740,7 +749,7 @@
           <w:b/>
           <w:color w:val="003A70"/>
           <w:spacing w:val="14"/>
-          <w:sz w:val="19"/>
+          <w:sz w:val="22"/>
           <w:szCs w:val="19"/>
         </w:rPr>
         <w:t xml:space="preserve">TRY IT WITH HELP</w:t>
@@ -759,7 +768,7 @@
           <w:rFonts w:ascii="Avenir Next" w:hAnsi="Avenir Next" w:cs="Avenir Next" w:eastAsia="Avenir Next"/>
           <w:i/>
           <w:color w:val="5A5F66"/>
-          <w:sz w:val="17"/>
+          <w:sz w:val="22"/>
           <w:szCs w:val="17"/>
         </w:rPr>
         <w:t xml:space="preserve">fill in each step</w:t>
@@ -817,25 +826,25 @@
           <w:rFonts w:ascii="Avenir Next" w:hAnsi="Avenir Next" w:cs="Avenir Next" w:eastAsia="Avenir Next"/>
           <w:b/>
           <w:color w:val="003A70"/>
+          <w:sz w:val="22"/>
+          <w:szCs w:val="18"/>
+        </w:rPr>
+        <w:t xml:space="preserve">Step 1</w:t>
+      </w:r>
+      <w:r>
+        <w:rPr>
+          <w:rFonts w:ascii="Avenir Next" w:hAnsi="Avenir Next" w:cs="Avenir Next" w:eastAsia="Avenir Next"/>
+          <w:color w:val="1A1A1A"/>
           <w:sz w:val="18"/>
           <w:szCs w:val="18"/>
         </w:rPr>
-        <w:t xml:space="preserve">Step 1</w:t>
-      </w:r>
-      <w:r>
-        <w:rPr>
-          <w:rFonts w:ascii="Avenir Next" w:hAnsi="Avenir Next" w:cs="Avenir Next" w:eastAsia="Avenir Next"/>
-          <w:color w:val="1A1A1A"/>
-          <w:sz w:val="18"/>
-          <w:szCs w:val="18"/>
-        </w:rPr>
         <w:tab/>
       </w:r>
       <w:r>
         <w:rPr>
           <w:rFonts w:ascii="Avenir Next" w:hAnsi="Avenir Next" w:cs="Avenir Next" w:eastAsia="Avenir Next"/>
           <w:color w:val="1A1A1A"/>
-          <w:sz w:val="21"/>
+          <w:sz w:val="22"/>
           <w:szCs w:val="21"/>
         </w:rPr>
         <w:t xml:space="preserve">Write 1.50 over </w:t>
@@ -865,35 +874,35 @@
           <w:rFonts w:ascii="Avenir Next" w:hAnsi="Avenir Next" w:cs="Avenir Next" w:eastAsia="Avenir Next"/>
           <w:b/>
           <w:color w:val="003A70"/>
+          <w:sz w:val="22"/>
+          <w:szCs w:val="18"/>
+        </w:rPr>
+        <w:t xml:space="preserve">Step 2</w:t>
+      </w:r>
+      <w:r>
+        <w:rPr>
+          <w:rFonts w:ascii="Avenir Next" w:hAnsi="Avenir Next" w:cs="Avenir Next" w:eastAsia="Avenir Next"/>
+          <w:color w:val="1A1A1A"/>
           <w:sz w:val="18"/>
           <w:szCs w:val="18"/>
         </w:rPr>
-        <w:t xml:space="preserve">Step 2</w:t>
-      </w:r>
-      <w:r>
-        <w:rPr>
-          <w:rFonts w:ascii="Avenir Next" w:hAnsi="Avenir Next" w:cs="Avenir Next" w:eastAsia="Avenir Next"/>
-          <w:color w:val="1A1A1A"/>
-          <w:sz w:val="18"/>
-          <w:szCs w:val="18"/>
-        </w:rPr>
         <w:tab/>
       </w:r>
       <w:r>
         <w:rPr>
           <w:rFonts w:ascii="Avenir Next" w:hAnsi="Avenir Next" w:cs="Avenir Next" w:eastAsia="Avenir Next"/>
           <w:color w:val="1A1A1A"/>
+          <w:sz w:val="22"/>
+          <w:szCs w:val="21"/>
+        </w:rPr>
+        <w:t xml:space="preserve">Ones: both </w:t>
+      </w:r>
+      <w:r>
+        <w:rPr>
+          <w:rFonts w:ascii="Avenir Next" w:hAnsi="Avenir Next" w:cs="Avenir Next" w:eastAsia="Avenir Next"/>
+          <w:color w:val="1A1A1A"/>
           <w:sz w:val="21"/>
           <w:szCs w:val="21"/>
-        </w:rPr>
-        <w:t xml:space="preserve">Ones: both </w:t>
-      </w:r>
-      <w:r>
-        <w:rPr>
-          <w:rFonts w:ascii="Avenir Next" w:hAnsi="Avenir Next" w:cs="Avenir Next" w:eastAsia="Avenir Next"/>
-          <w:color w:val="1A1A1A"/>
-          <w:sz w:val="21"/>
-          <w:szCs w:val="21"/>
           <w:u w:val="single"/>
         </w:rPr>
         <w:t xml:space="preserve">                </w:t>
@@ -902,7 +911,7 @@
         <w:rPr>
           <w:rFonts w:ascii="Avenir Next" w:hAnsi="Avenir Next" w:cs="Avenir Next" w:eastAsia="Avenir Next"/>
           <w:color w:val="1A1A1A"/>
-          <w:sz w:val="21"/>
+          <w:sz w:val="22"/>
           <w:szCs w:val="21"/>
         </w:rPr>
         <w:t xml:space="preserve">.</w:t>
@@ -922,28 +931,47 @@
           <w:rFonts w:ascii="Avenir Next" w:hAnsi="Avenir Next" w:cs="Avenir Next" w:eastAsia="Avenir Next"/>
           <w:b/>
           <w:color w:val="003A70"/>
+          <w:sz w:val="22"/>
+          <w:szCs w:val="18"/>
+        </w:rPr>
+        <w:t xml:space="preserve">Step 3</w:t>
+      </w:r>
+      <w:r>
+        <w:rPr>
+          <w:rFonts w:ascii="Avenir Next" w:hAnsi="Avenir Next" w:cs="Avenir Next" w:eastAsia="Avenir Next"/>
+          <w:color w:val="1A1A1A"/>
           <w:sz w:val="18"/>
           <w:szCs w:val="18"/>
         </w:rPr>
-        <w:t xml:space="preserve">Step 3</w:t>
-      </w:r>
-      <w:r>
-        <w:rPr>
-          <w:rFonts w:ascii="Avenir Next" w:hAnsi="Avenir Next" w:cs="Avenir Next" w:eastAsia="Avenir Next"/>
-          <w:color w:val="1A1A1A"/>
-          <w:sz w:val="18"/>
-          <w:szCs w:val="18"/>
-        </w:rPr>
         <w:tab/>
       </w:r>
       <w:r>
         <w:rPr>
           <w:rFonts w:ascii="Avenir Next" w:hAnsi="Avenir Next" w:cs="Avenir Next" w:eastAsia="Avenir Next"/>
           <w:color w:val="1A1A1A"/>
+          <w:sz w:val="22"/>
+          <w:szCs w:val="21"/>
+        </w:rPr>
+        <w:t xml:space="preserve">Tenths: 5 &gt; </w:t>
+      </w:r>
+      <w:r>
+        <w:rPr>
+          <w:rFonts w:ascii="Avenir Next" w:hAnsi="Avenir Next" w:cs="Avenir Next" w:eastAsia="Avenir Next"/>
+          <w:color w:val="1A1A1A"/>
           <w:sz w:val="21"/>
           <w:szCs w:val="21"/>
-        </w:rPr>
-        <w:t xml:space="preserve">Tenths: 5 &gt; </w:t>
+          <w:u w:val="single"/>
+        </w:rPr>
+        <w:t xml:space="preserve">                </w:t>
+      </w:r>
+      <w:r>
+        <w:rPr>
+          <w:rFonts w:ascii="Avenir Next" w:hAnsi="Avenir Next" w:cs="Avenir Next" w:eastAsia="Avenir Next"/>
+          <w:color w:val="1A1A1A"/>
+          <w:sz w:val="22"/>
+          <w:szCs w:val="21"/>
+        </w:rPr>
+        <w:t xml:space="preserve">, so 1.50 </w:t>
       </w:r>
       <w:r>
         <w:rPr>
@@ -959,26 +987,7 @@
         <w:rPr>
           <w:rFonts w:ascii="Avenir Next" w:hAnsi="Avenir Next" w:cs="Avenir Next" w:eastAsia="Avenir Next"/>
           <w:color w:val="1A1A1A"/>
-          <w:sz w:val="21"/>
-          <w:szCs w:val="21"/>
-        </w:rPr>
-        <w:t xml:space="preserve">, so 1.50 </w:t>
-      </w:r>
-      <w:r>
-        <w:rPr>
-          <w:rFonts w:ascii="Avenir Next" w:hAnsi="Avenir Next" w:cs="Avenir Next" w:eastAsia="Avenir Next"/>
-          <w:color w:val="1A1A1A"/>
-          <w:sz w:val="21"/>
-          <w:szCs w:val="21"/>
-          <w:u w:val="single"/>
-        </w:rPr>
-        <w:t xml:space="preserve">                </w:t>
-      </w:r>
-      <w:r>
-        <w:rPr>
-          <w:rFonts w:ascii="Avenir Next" w:hAnsi="Avenir Next" w:cs="Avenir Next" w:eastAsia="Avenir Next"/>
-          <w:color w:val="1A1A1A"/>
-          <w:sz w:val="21"/>
+          <w:sz w:val="22"/>
           <w:szCs w:val="21"/>
         </w:rPr>
         <w:t xml:space="preserve"> 1.40.</w:t>
@@ -1041,25 +1050,25 @@
           <w:rFonts w:ascii="Avenir Next" w:hAnsi="Avenir Next" w:cs="Avenir Next" w:eastAsia="Avenir Next"/>
           <w:b/>
           <w:color w:val="003A70"/>
+          <w:sz w:val="22"/>
+          <w:szCs w:val="18"/>
+        </w:rPr>
+        <w:t xml:space="preserve">Step 1</w:t>
+      </w:r>
+      <w:r>
+        <w:rPr>
+          <w:rFonts w:ascii="Avenir Next" w:hAnsi="Avenir Next" w:cs="Avenir Next" w:eastAsia="Avenir Next"/>
+          <w:color w:val="1A1A1A"/>
           <w:sz w:val="18"/>
           <w:szCs w:val="18"/>
         </w:rPr>
-        <w:t xml:space="preserve">Step 1</w:t>
-      </w:r>
-      <w:r>
-        <w:rPr>
-          <w:rFonts w:ascii="Avenir Next" w:hAnsi="Avenir Next" w:cs="Avenir Next" w:eastAsia="Avenir Next"/>
-          <w:color w:val="1A1A1A"/>
-          <w:sz w:val="18"/>
-          <w:szCs w:val="18"/>
-        </w:rPr>
         <w:tab/>
       </w:r>
       <w:r>
         <w:rPr>
           <w:rFonts w:ascii="Avenir Next" w:hAnsi="Avenir Next" w:cs="Avenir Next" w:eastAsia="Avenir Next"/>
           <w:color w:val="1A1A1A"/>
-          <w:sz w:val="21"/>
+          <w:sz w:val="22"/>
           <w:szCs w:val="21"/>
         </w:rPr>
         <w:t xml:space="preserve">Write 0.09 over </w:t>
@@ -1089,35 +1098,35 @@
           <w:rFonts w:ascii="Avenir Next" w:hAnsi="Avenir Next" w:cs="Avenir Next" w:eastAsia="Avenir Next"/>
           <w:b/>
           <w:color w:val="003A70"/>
+          <w:sz w:val="22"/>
+          <w:szCs w:val="18"/>
+        </w:rPr>
+        <w:t xml:space="preserve">Step 2</w:t>
+      </w:r>
+      <w:r>
+        <w:rPr>
+          <w:rFonts w:ascii="Avenir Next" w:hAnsi="Avenir Next" w:cs="Avenir Next" w:eastAsia="Avenir Next"/>
+          <w:color w:val="1A1A1A"/>
           <w:sz w:val="18"/>
           <w:szCs w:val="18"/>
         </w:rPr>
-        <w:t xml:space="preserve">Step 2</w:t>
-      </w:r>
-      <w:r>
-        <w:rPr>
-          <w:rFonts w:ascii="Avenir Next" w:hAnsi="Avenir Next" w:cs="Avenir Next" w:eastAsia="Avenir Next"/>
-          <w:color w:val="1A1A1A"/>
-          <w:sz w:val="18"/>
-          <w:szCs w:val="18"/>
-        </w:rPr>
         <w:tab/>
       </w:r>
       <w:r>
         <w:rPr>
           <w:rFonts w:ascii="Avenir Next" w:hAnsi="Avenir Next" w:cs="Avenir Next" w:eastAsia="Avenir Next"/>
           <w:color w:val="1A1A1A"/>
+          <w:sz w:val="22"/>
+          <w:szCs w:val="21"/>
+        </w:rPr>
+        <w:t xml:space="preserve">Ones: both </w:t>
+      </w:r>
+      <w:r>
+        <w:rPr>
+          <w:rFonts w:ascii="Avenir Next" w:hAnsi="Avenir Next" w:cs="Avenir Next" w:eastAsia="Avenir Next"/>
+          <w:color w:val="1A1A1A"/>
           <w:sz w:val="21"/>
           <w:szCs w:val="21"/>
-        </w:rPr>
-        <w:t xml:space="preserve">Ones: both </w:t>
-      </w:r>
-      <w:r>
-        <w:rPr>
-          <w:rFonts w:ascii="Avenir Next" w:hAnsi="Avenir Next" w:cs="Avenir Next" w:eastAsia="Avenir Next"/>
-          <w:color w:val="1A1A1A"/>
-          <w:sz w:val="21"/>
-          <w:szCs w:val="21"/>
           <w:u w:val="single"/>
         </w:rPr>
         <w:t xml:space="preserve">                </w:t>
@@ -1126,7 +1135,7 @@
         <w:rPr>
           <w:rFonts w:ascii="Avenir Next" w:hAnsi="Avenir Next" w:cs="Avenir Next" w:eastAsia="Avenir Next"/>
           <w:color w:val="1A1A1A"/>
-          <w:sz w:val="21"/>
+          <w:sz w:val="22"/>
           <w:szCs w:val="21"/>
         </w:rPr>
         <w:t xml:space="preserve">.</w:t>
@@ -1146,28 +1155,47 @@
           <w:rFonts w:ascii="Avenir Next" w:hAnsi="Avenir Next" w:cs="Avenir Next" w:eastAsia="Avenir Next"/>
           <w:b/>
           <w:color w:val="003A70"/>
+          <w:sz w:val="22"/>
+          <w:szCs w:val="18"/>
+        </w:rPr>
+        <w:t xml:space="preserve">Step 3</w:t>
+      </w:r>
+      <w:r>
+        <w:rPr>
+          <w:rFonts w:ascii="Avenir Next" w:hAnsi="Avenir Next" w:cs="Avenir Next" w:eastAsia="Avenir Next"/>
+          <w:color w:val="1A1A1A"/>
           <w:sz w:val="18"/>
           <w:szCs w:val="18"/>
         </w:rPr>
-        <w:t xml:space="preserve">Step 3</w:t>
-      </w:r>
-      <w:r>
-        <w:rPr>
-          <w:rFonts w:ascii="Avenir Next" w:hAnsi="Avenir Next" w:cs="Avenir Next" w:eastAsia="Avenir Next"/>
-          <w:color w:val="1A1A1A"/>
-          <w:sz w:val="18"/>
-          <w:szCs w:val="18"/>
-        </w:rPr>
         <w:tab/>
       </w:r>
       <w:r>
         <w:rPr>
           <w:rFonts w:ascii="Avenir Next" w:hAnsi="Avenir Next" w:cs="Avenir Next" w:eastAsia="Avenir Next"/>
           <w:color w:val="1A1A1A"/>
+          <w:sz w:val="22"/>
+          <w:szCs w:val="21"/>
+        </w:rPr>
+        <w:t xml:space="preserve">Tenths: 0 &lt; </w:t>
+      </w:r>
+      <w:r>
+        <w:rPr>
+          <w:rFonts w:ascii="Avenir Next" w:hAnsi="Avenir Next" w:cs="Avenir Next" w:eastAsia="Avenir Next"/>
+          <w:color w:val="1A1A1A"/>
           <w:sz w:val="21"/>
           <w:szCs w:val="21"/>
-        </w:rPr>
-        <w:t xml:space="preserve">Tenths: 0 &lt; </w:t>
+          <w:u w:val="single"/>
+        </w:rPr>
+        <w:t xml:space="preserve">                </w:t>
+      </w:r>
+      <w:r>
+        <w:rPr>
+          <w:rFonts w:ascii="Avenir Next" w:hAnsi="Avenir Next" w:cs="Avenir Next" w:eastAsia="Avenir Next"/>
+          <w:color w:val="1A1A1A"/>
+          <w:sz w:val="22"/>
+          <w:szCs w:val="21"/>
+        </w:rPr>
+        <w:t xml:space="preserve">, so 0.09 </w:t>
       </w:r>
       <w:r>
         <w:rPr>
@@ -1183,26 +1211,7 @@
         <w:rPr>
           <w:rFonts w:ascii="Avenir Next" w:hAnsi="Avenir Next" w:cs="Avenir Next" w:eastAsia="Avenir Next"/>
           <w:color w:val="1A1A1A"/>
-          <w:sz w:val="21"/>
-          <w:szCs w:val="21"/>
-        </w:rPr>
-        <w:t xml:space="preserve">, so 0.09 </w:t>
-      </w:r>
-      <w:r>
-        <w:rPr>
-          <w:rFonts w:ascii="Avenir Next" w:hAnsi="Avenir Next" w:cs="Avenir Next" w:eastAsia="Avenir Next"/>
-          <w:color w:val="1A1A1A"/>
-          <w:sz w:val="21"/>
-          <w:szCs w:val="21"/>
-          <w:u w:val="single"/>
-        </w:rPr>
-        <w:t xml:space="preserve">                </w:t>
-      </w:r>
-      <w:r>
-        <w:rPr>
-          <w:rFonts w:ascii="Avenir Next" w:hAnsi="Avenir Next" w:cs="Avenir Next" w:eastAsia="Avenir Next"/>
-          <w:color w:val="1A1A1A"/>
-          <w:sz w:val="21"/>
+          <w:sz w:val="22"/>
           <w:szCs w:val="21"/>
         </w:rPr>
         <w:t xml:space="preserve"> 0.20.</w:t>
@@ -1215,6 +1224,7 @@
     </w:p>
     <w:p>
       <w:pPr>
+        <w:pStyle w:val="Heading2"/>
         <w:keepNext/>
         <w:pBdr>
           <w:bottom w:val="single" w:sz="8" w:space="3" w:color="003A70"/>
@@ -1230,7 +1240,7 @@
           <w:b/>
           <w:color w:val="003A70"/>
           <w:spacing w:val="14"/>
-          <w:sz w:val="19"/>
+          <w:sz w:val="22"/>
           <w:szCs w:val="19"/>
         </w:rPr>
         <w:t xml:space="preserve">YOUR TURN</w:t>
@@ -1249,7 +1259,7 @@
           <w:rFonts w:ascii="Avenir Next" w:hAnsi="Avenir Next" w:cs="Avenir Next" w:eastAsia="Avenir Next"/>
           <w:i/>
           <w:color w:val="5A5F66"/>
-          <w:sz w:val="17"/>
+          <w:sz w:val="22"/>
           <w:szCs w:val="17"/>
         </w:rPr>
         <w:t xml:space="preserve">use the steps on your own</w:t>
@@ -1439,7 +1449,7 @@
                       <w:szCs w:val="22"/>
                       <w:u w:val="single"/>
                     </w:rPr>
-                    <w:t xml:space="preserve">      </w:t>
+                    <w:t xml:space="preserve">          </w:t>
                   </w:r>
                 </w:p>
               </w:tc>
@@ -1519,7 +1529,7 @@
                       <w:szCs w:val="22"/>
                       <w:u w:val="single"/>
                     </w:rPr>
-                    <w:t xml:space="preserve">      </w:t>
+                    <w:t xml:space="preserve">          </w:t>
                   </w:r>
                 </w:p>
               </w:tc>
@@ -1599,7 +1609,7 @@
                       <w:szCs w:val="22"/>
                       <w:u w:val="single"/>
                     </w:rPr>
-                    <w:t xml:space="preserve">      </w:t>
+                    <w:t xml:space="preserve">          </w:t>
                   </w:r>
                 </w:p>
               </w:tc>
@@ -1685,7 +1695,7 @@
                       <w:szCs w:val="22"/>
                       <w:u w:val="single"/>
                     </w:rPr>
-                    <w:t xml:space="preserve">      </w:t>
+                    <w:t xml:space="preserve">          </w:t>
                   </w:r>
                 </w:p>
               </w:tc>
@@ -1765,7 +1775,7 @@
                       <w:szCs w:val="22"/>
                       <w:u w:val="single"/>
                     </w:rPr>
-                    <w:t xml:space="preserve">      </w:t>
+                    <w:t xml:space="preserve">          </w:t>
                   </w:r>
                 </w:p>
               </w:tc>
@@ -1845,7 +1855,7 @@
                       <w:szCs w:val="22"/>
                       <w:u w:val="single"/>
                     </w:rPr>
-                    <w:t xml:space="preserve">      </w:t>
+                    <w:t xml:space="preserve">          </w:t>
                   </w:r>
                 </w:p>
               </w:tc>
@@ -1877,7 +1887,7 @@
           <w:caps/>
           <w:color w:val="003A70"/>
           <w:spacing w:val="12"/>
-          <w:sz w:val="19"/>
+          <w:sz w:val="22"/>
           <w:szCs w:val="19"/>
         </w:rPr>
         <w:t xml:space="preserve">Lesson 3-2  ·  Session 2  ·  Prerequisite Practice A  ·  Skill 2 of 2</w:t>
@@ -1885,6 +1895,7 @@
     </w:p>
     <w:p>
       <w:pPr>
+        <w:pStyle w:val="Heading1"/>
         <w:keepNext/>
         <w:spacing w:before="0" w:after="10" w:line="240" w:lineRule="auto"/>
       </w:pPr>
@@ -1910,7 +1921,7 @@
         <w:rPr>
           <w:rFonts w:ascii="Avenir Next" w:hAnsi="Avenir Next" w:cs="Avenir Next" w:eastAsia="Avenir Next"/>
           <w:color w:val="5A5F66"/>
-          <w:sz w:val="17"/>
+          <w:sz w:val="22"/>
           <w:szCs w:val="17"/>
         </w:rPr>
         <w:t xml:space="preserve">Builds on Grade 5 · 5.NBT.B.7</w:t>
@@ -1953,6 +1964,7 @@
           </w:tcPr>
           <w:p>
             <w:pPr>
+              <w:pStyle w:val="Heading2"/>
               <w:spacing w:before="0" w:after="0" w:line="252" w:lineRule="auto"/>
             </w:pPr>
             <w:r>
@@ -1982,7 +1994,7 @@
               <w:rPr>
                 <w:rFonts w:ascii="Avenir Next" w:hAnsi="Avenir Next" w:cs="Avenir Next" w:eastAsia="Avenir Next"/>
                 <w:color w:val="1A1A1A"/>
-                <w:sz w:val="20"/>
+                <w:sz w:val="22"/>
                 <w:szCs w:val="20"/>
               </w:rPr>
               <w:t xml:space="preserve">You find the savings per day: $6.25 − $5.00.</w:t>
@@ -2002,6 +2014,7 @@
           </w:tcPr>
           <w:p>
             <w:pPr>
+              <w:pStyle w:val="Heading2"/>
               <w:spacing w:before="0" w:after="0" w:line="252" w:lineRule="auto"/>
             </w:pPr>
             <w:r>
@@ -2031,7 +2044,7 @@
               <w:rPr>
                 <w:rFonts w:ascii="Avenir Next" w:hAnsi="Avenir Next" w:cs="Avenir Next" w:eastAsia="Avenir Next"/>
                 <w:color w:val="1A1A1A"/>
-                <w:sz w:val="20"/>
+                <w:sz w:val="22"/>
                 <w:szCs w:val="20"/>
               </w:rPr>
               <w:t xml:space="preserve">Subtract money amounts, like $6.25 − $5.00.  </w:t>
@@ -2041,7 +2054,7 @@
                 <w:rFonts w:ascii="Avenir Next" w:hAnsi="Avenir Next" w:cs="Avenir Next" w:eastAsia="Avenir Next"/>
                 <w:b/>
                 <w:color w:val="1A1A1A"/>
-                <w:sz w:val="20"/>
+                <w:sz w:val="22"/>
                 <w:szCs w:val="20"/>
               </w:rPr>
               <w:t xml:space="preserve">You will use it in Practice Form A, problems 2 and 6.</w:t>
@@ -2052,6 +2065,7 @@
     </w:tbl>
     <w:p>
       <w:pPr>
+        <w:pStyle w:val="Heading2"/>
         <w:keepNext/>
         <w:pBdr>
           <w:bottom w:val="single" w:sz="8" w:space="3" w:color="003A70"/>
@@ -2067,7 +2081,7 @@
           <w:b/>
           <w:color w:val="003A70"/>
           <w:spacing w:val="14"/>
-          <w:sz w:val="19"/>
+          <w:sz w:val="22"/>
           <w:szCs w:val="19"/>
         </w:rPr>
         <w:t xml:space="preserve">STEPS TO FOLLOW</w:t>
@@ -2086,7 +2100,7 @@
           <w:rFonts w:ascii="Avenir Next" w:hAnsi="Avenir Next" w:cs="Avenir Next" w:eastAsia="Avenir Next"/>
           <w:i/>
           <w:color w:val="5A5F66"/>
-          <w:sz w:val="17"/>
+          <w:sz w:val="22"/>
           <w:szCs w:val="17"/>
         </w:rPr>
         <w:t xml:space="preserve">use these same steps on every problem</w:t>
@@ -2128,6 +2142,7 @@
           </w:tcPr>
           <w:p>
             <w:pPr>
+              <w:pStyle w:val="Heading1"/>
               <w:spacing w:before="0" w:after="0" w:line="240" w:lineRule="auto"/>
               <w:jc w:val="center"/>
             </w:pPr>
@@ -2156,7 +2171,7 @@
               <w:rPr>
                 <w:rFonts w:ascii="Avenir Next" w:hAnsi="Avenir Next" w:cs="Avenir Next" w:eastAsia="Avenir Next"/>
                 <w:color w:val="1A1A1A"/>
-                <w:sz w:val="21"/>
+                <w:sz w:val="22"/>
                 <w:szCs w:val="21"/>
               </w:rPr>
               <w:t xml:space="preserve">Line up the </w:t>
@@ -2166,7 +2181,7 @@
                 <w:rFonts w:ascii="Avenir Next" w:hAnsi="Avenir Next" w:cs="Avenir Next" w:eastAsia="Avenir Next"/>
                 <w:b/>
                 <w:color w:val="1A1A1A"/>
-                <w:sz w:val="21"/>
+                <w:sz w:val="22"/>
                 <w:szCs w:val="21"/>
               </w:rPr>
               <w:t xml:space="preserve">decimal points</w:t>
@@ -2175,7 +2190,7 @@
               <w:rPr>
                 <w:rFonts w:ascii="Avenir Next" w:hAnsi="Avenir Next" w:cs="Avenir Next" w:eastAsia="Avenir Next"/>
                 <w:color w:val="1A1A1A"/>
-                <w:sz w:val="21"/>
+                <w:sz w:val="22"/>
                 <w:szCs w:val="21"/>
               </w:rPr>
               <w:t xml:space="preserve">.</w:t>
@@ -2194,6 +2209,7 @@
           </w:tcPr>
           <w:p>
             <w:pPr>
+              <w:pStyle w:val="Heading1"/>
               <w:spacing w:before="0" w:after="0" w:line="240" w:lineRule="auto"/>
               <w:jc w:val="center"/>
             </w:pPr>
@@ -2223,7 +2239,7 @@
                 <w:rFonts w:ascii="Avenir Next" w:hAnsi="Avenir Next" w:cs="Avenir Next" w:eastAsia="Avenir Next"/>
                 <w:b/>
                 <w:color w:val="1A1A1A"/>
-                <w:sz w:val="21"/>
+                <w:sz w:val="22"/>
                 <w:szCs w:val="21"/>
               </w:rPr>
               <w:t xml:space="preserve">Subtract</w:t>
@@ -2232,7 +2248,7 @@
               <w:rPr>
                 <w:rFonts w:ascii="Avenir Next" w:hAnsi="Avenir Next" w:cs="Avenir Next" w:eastAsia="Avenir Next"/>
                 <w:color w:val="1A1A1A"/>
-                <w:sz w:val="21"/>
+                <w:sz w:val="22"/>
                 <w:szCs w:val="21"/>
               </w:rPr>
               <w:t xml:space="preserve"> from right to left. Regroup if needed.</w:t>
@@ -2251,6 +2267,7 @@
           </w:tcPr>
           <w:p>
             <w:pPr>
+              <w:pStyle w:val="Heading1"/>
               <w:spacing w:before="0" w:after="0" w:line="240" w:lineRule="auto"/>
               <w:jc w:val="center"/>
             </w:pPr>
@@ -2279,7 +2296,7 @@
               <w:rPr>
                 <w:rFonts w:ascii="Avenir Next" w:hAnsi="Avenir Next" w:cs="Avenir Next" w:eastAsia="Avenir Next"/>
                 <w:color w:val="1A1A1A"/>
-                <w:sz w:val="21"/>
+                <w:sz w:val="22"/>
                 <w:szCs w:val="21"/>
               </w:rPr>
               <w:t xml:space="preserve">Write the </w:t>
@@ -2289,7 +2306,7 @@
                 <w:rFonts w:ascii="Avenir Next" w:hAnsi="Avenir Next" w:cs="Avenir Next" w:eastAsia="Avenir Next"/>
                 <w:b/>
                 <w:color w:val="1A1A1A"/>
-                <w:sz w:val="21"/>
+                <w:sz w:val="22"/>
                 <w:szCs w:val="21"/>
               </w:rPr>
               <w:t xml:space="preserve">$</w:t>
@@ -2298,7 +2315,7 @@
               <w:rPr>
                 <w:rFonts w:ascii="Avenir Next" w:hAnsi="Avenir Next" w:cs="Avenir Next" w:eastAsia="Avenir Next"/>
                 <w:color w:val="1A1A1A"/>
-                <w:sz w:val="21"/>
+                <w:sz w:val="22"/>
                 <w:szCs w:val="21"/>
               </w:rPr>
               <w:t xml:space="preserve"> and the point in the answer.</w:t>
@@ -2309,6 +2326,7 @@
     </w:tbl>
     <w:p>
       <w:pPr>
+        <w:pStyle w:val="Heading2"/>
         <w:keepNext/>
         <w:pBdr>
           <w:bottom w:val="single" w:sz="8" w:space="3" w:color="003A70"/>
@@ -2324,7 +2342,7 @@
           <w:b/>
           <w:color w:val="003A70"/>
           <w:spacing w:val="14"/>
-          <w:sz w:val="19"/>
+          <w:sz w:val="22"/>
           <w:szCs w:val="19"/>
         </w:rPr>
         <w:t xml:space="preserve">WATCH ME</w:t>
@@ -2343,7 +2361,7 @@
           <w:rFonts w:ascii="Avenir Next" w:hAnsi="Avenir Next" w:cs="Avenir Next" w:eastAsia="Avenir Next"/>
           <w:i/>
           <w:color w:val="5A5F66"/>
-          <w:sz w:val="17"/>
+          <w:sz w:val="22"/>
           <w:szCs w:val="17"/>
         </w:rPr>
         <w:t xml:space="preserve">the steps in action</w:t>
@@ -2358,7 +2376,7 @@
           <w:rFonts w:ascii="Avenir Next" w:hAnsi="Avenir Next" w:cs="Avenir Next" w:eastAsia="Avenir Next"/>
           <w:b/>
           <w:color w:val="1A1A1A"/>
-          <w:sz w:val="21"/>
+          <w:sz w:val="22"/>
           <w:szCs w:val="21"/>
         </w:rPr>
         <w:t xml:space="preserve">Find $6.25 − $5.00.</w:t>
@@ -2377,25 +2395,25 @@
           <w:rFonts w:ascii="Avenir Next" w:hAnsi="Avenir Next" w:cs="Avenir Next" w:eastAsia="Avenir Next"/>
           <w:b/>
           <w:color w:val="003A70"/>
+          <w:sz w:val="22"/>
+          <w:szCs w:val="19"/>
+        </w:rPr>
+        <w:t xml:space="preserve">Step 1</w:t>
+      </w:r>
+      <w:r>
+        <w:rPr>
+          <w:rFonts w:ascii="Avenir Next" w:hAnsi="Avenir Next" w:cs="Avenir Next" w:eastAsia="Avenir Next"/>
+          <w:color w:val="1A1A1A"/>
           <w:sz w:val="19"/>
           <w:szCs w:val="19"/>
         </w:rPr>
-        <w:t xml:space="preserve">Step 1</w:t>
-      </w:r>
-      <w:r>
-        <w:rPr>
-          <w:rFonts w:ascii="Avenir Next" w:hAnsi="Avenir Next" w:cs="Avenir Next" w:eastAsia="Avenir Next"/>
-          <w:color w:val="1A1A1A"/>
-          <w:sz w:val="19"/>
-          <w:szCs w:val="19"/>
-        </w:rPr>
         <w:tab/>
       </w:r>
       <w:r>
         <w:rPr>
           <w:rFonts w:ascii="Avenir Next" w:hAnsi="Avenir Next" w:cs="Avenir Next" w:eastAsia="Avenir Next"/>
           <w:color w:val="1A1A1A"/>
-          <w:sz w:val="21"/>
+          <w:sz w:val="22"/>
           <w:szCs w:val="21"/>
         </w:rPr>
         <w:t xml:space="preserve">Write 6.25 over 5.00.</w:t>
@@ -2414,25 +2432,25 @@
           <w:rFonts w:ascii="Avenir Next" w:hAnsi="Avenir Next" w:cs="Avenir Next" w:eastAsia="Avenir Next"/>
           <w:b/>
           <w:color w:val="003A70"/>
+          <w:sz w:val="22"/>
+          <w:szCs w:val="19"/>
+        </w:rPr>
+        <w:t xml:space="preserve">Step 2</w:t>
+      </w:r>
+      <w:r>
+        <w:rPr>
+          <w:rFonts w:ascii="Avenir Next" w:hAnsi="Avenir Next" w:cs="Avenir Next" w:eastAsia="Avenir Next"/>
+          <w:color w:val="1A1A1A"/>
           <w:sz w:val="19"/>
           <w:szCs w:val="19"/>
         </w:rPr>
-        <w:t xml:space="preserve">Step 2</w:t>
-      </w:r>
-      <w:r>
-        <w:rPr>
-          <w:rFonts w:ascii="Avenir Next" w:hAnsi="Avenir Next" w:cs="Avenir Next" w:eastAsia="Avenir Next"/>
-          <w:color w:val="1A1A1A"/>
-          <w:sz w:val="19"/>
-          <w:szCs w:val="19"/>
-        </w:rPr>
         <w:tab/>
       </w:r>
       <w:r>
         <w:rPr>
           <w:rFonts w:ascii="Avenir Next" w:hAnsi="Avenir Next" w:cs="Avenir Next" w:eastAsia="Avenir Next"/>
           <w:color w:val="1A1A1A"/>
-          <w:sz w:val="21"/>
+          <w:sz w:val="22"/>
           <w:szCs w:val="21"/>
         </w:rPr>
         <w:t xml:space="preserve">5 − 0 = 5, 2 − 0 = 2, 6 − 5 = 1.</w:t>
@@ -2451,25 +2469,25 @@
           <w:rFonts w:ascii="Avenir Next" w:hAnsi="Avenir Next" w:cs="Avenir Next" w:eastAsia="Avenir Next"/>
           <w:b/>
           <w:color w:val="003A70"/>
+          <w:sz w:val="22"/>
+          <w:szCs w:val="19"/>
+        </w:rPr>
+        <w:t xml:space="preserve">Step 3</w:t>
+      </w:r>
+      <w:r>
+        <w:rPr>
+          <w:rFonts w:ascii="Avenir Next" w:hAnsi="Avenir Next" w:cs="Avenir Next" w:eastAsia="Avenir Next"/>
+          <w:color w:val="1A1A1A"/>
           <w:sz w:val="19"/>
           <w:szCs w:val="19"/>
         </w:rPr>
-        <w:t xml:space="preserve">Step 3</w:t>
-      </w:r>
-      <w:r>
-        <w:rPr>
-          <w:rFonts w:ascii="Avenir Next" w:hAnsi="Avenir Next" w:cs="Avenir Next" w:eastAsia="Avenir Next"/>
-          <w:color w:val="1A1A1A"/>
-          <w:sz w:val="19"/>
-          <w:szCs w:val="19"/>
-        </w:rPr>
         <w:tab/>
       </w:r>
       <w:r>
         <w:rPr>
           <w:rFonts w:ascii="Avenir Next" w:hAnsi="Avenir Next" w:cs="Avenir Next" w:eastAsia="Avenir Next"/>
           <w:color w:val="1A1A1A"/>
-          <w:sz w:val="21"/>
+          <w:sz w:val="22"/>
           <w:szCs w:val="21"/>
         </w:rPr>
         <w:t xml:space="preserve">$1.25.</w:t>
@@ -2488,18 +2506,18 @@
           <w:rFonts w:ascii="Avenir Next" w:hAnsi="Avenir Next" w:cs="Avenir Next" w:eastAsia="Avenir Next"/>
           <w:b/>
           <w:color w:val="1A1A1A"/>
+          <w:sz w:val="22"/>
+          <w:szCs w:val="21"/>
+        </w:rPr>
+        <w:t xml:space="preserve">Answer</w:t>
+      </w:r>
+      <w:r>
+        <w:rPr>
+          <w:rFonts w:ascii="Avenir Next" w:hAnsi="Avenir Next" w:cs="Avenir Next" w:eastAsia="Avenir Next"/>
+          <w:color w:val="1A1A1A"/>
           <w:sz w:val="21"/>
           <w:szCs w:val="21"/>
         </w:rPr>
-        <w:t xml:space="preserve">Answer</w:t>
-      </w:r>
-      <w:r>
-        <w:rPr>
-          <w:rFonts w:ascii="Avenir Next" w:hAnsi="Avenir Next" w:cs="Avenir Next" w:eastAsia="Avenir Next"/>
-          <w:color w:val="1A1A1A"/>
-          <w:sz w:val="21"/>
-          <w:szCs w:val="21"/>
-        </w:rPr>
         <w:tab/>
       </w:r>
       <w:r>
@@ -2507,7 +2525,7 @@
           <w:rFonts w:ascii="Avenir Next" w:hAnsi="Avenir Next" w:cs="Avenir Next" w:eastAsia="Avenir Next"/>
           <w:b/>
           <w:color w:val="1A1A1A"/>
-          <w:sz w:val="21"/>
+          <w:sz w:val="22"/>
           <w:szCs w:val="21"/>
         </w:rPr>
         <w:t xml:space="preserve">$1.25</w:t>
@@ -2515,6 +2533,7 @@
     </w:p>
     <w:p>
       <w:pPr>
+        <w:pStyle w:val="Heading2"/>
         <w:keepNext/>
         <w:pBdr>
           <w:bottom w:val="single" w:sz="8" w:space="3" w:color="003A70"/>
@@ -2530,7 +2549,7 @@
           <w:b/>
           <w:color w:val="003A70"/>
           <w:spacing w:val="14"/>
-          <w:sz w:val="19"/>
+          <w:sz w:val="22"/>
           <w:szCs w:val="19"/>
         </w:rPr>
         <w:t xml:space="preserve">TRY IT WITH HELP</w:t>
@@ -2549,7 +2568,7 @@
           <w:rFonts w:ascii="Avenir Next" w:hAnsi="Avenir Next" w:cs="Avenir Next" w:eastAsia="Avenir Next"/>
           <w:i/>
           <w:color w:val="5A5F66"/>
-          <w:sz w:val="17"/>
+          <w:sz w:val="22"/>
           <w:szCs w:val="17"/>
         </w:rPr>
         <w:t xml:space="preserve">fill in each step</w:t>
@@ -2607,25 +2626,25 @@
           <w:rFonts w:ascii="Avenir Next" w:hAnsi="Avenir Next" w:cs="Avenir Next" w:eastAsia="Avenir Next"/>
           <w:b/>
           <w:color w:val="003A70"/>
+          <w:sz w:val="22"/>
+          <w:szCs w:val="18"/>
+        </w:rPr>
+        <w:t xml:space="preserve">Step 1</w:t>
+      </w:r>
+      <w:r>
+        <w:rPr>
+          <w:rFonts w:ascii="Avenir Next" w:hAnsi="Avenir Next" w:cs="Avenir Next" w:eastAsia="Avenir Next"/>
+          <w:color w:val="1A1A1A"/>
           <w:sz w:val="18"/>
           <w:szCs w:val="18"/>
         </w:rPr>
-        <w:t xml:space="preserve">Step 1</w:t>
-      </w:r>
-      <w:r>
-        <w:rPr>
-          <w:rFonts w:ascii="Avenir Next" w:hAnsi="Avenir Next" w:cs="Avenir Next" w:eastAsia="Avenir Next"/>
-          <w:color w:val="1A1A1A"/>
-          <w:sz w:val="18"/>
-          <w:szCs w:val="18"/>
-        </w:rPr>
         <w:tab/>
       </w:r>
       <w:r>
         <w:rPr>
           <w:rFonts w:ascii="Avenir Next" w:hAnsi="Avenir Next" w:cs="Avenir Next" w:eastAsia="Avenir Next"/>
           <w:color w:val="1A1A1A"/>
-          <w:sz w:val="21"/>
+          <w:sz w:val="22"/>
           <w:szCs w:val="21"/>
         </w:rPr>
         <w:t xml:space="preserve">Write 8.75 over </w:t>
@@ -2655,35 +2674,35 @@
           <w:rFonts w:ascii="Avenir Next" w:hAnsi="Avenir Next" w:cs="Avenir Next" w:eastAsia="Avenir Next"/>
           <w:b/>
           <w:color w:val="003A70"/>
+          <w:sz w:val="22"/>
+          <w:szCs w:val="18"/>
+        </w:rPr>
+        <w:t xml:space="preserve">Step 2</w:t>
+      </w:r>
+      <w:r>
+        <w:rPr>
+          <w:rFonts w:ascii="Avenir Next" w:hAnsi="Avenir Next" w:cs="Avenir Next" w:eastAsia="Avenir Next"/>
+          <w:color w:val="1A1A1A"/>
           <w:sz w:val="18"/>
           <w:szCs w:val="18"/>
         </w:rPr>
-        <w:t xml:space="preserve">Step 2</w:t>
-      </w:r>
-      <w:r>
-        <w:rPr>
-          <w:rFonts w:ascii="Avenir Next" w:hAnsi="Avenir Next" w:cs="Avenir Next" w:eastAsia="Avenir Next"/>
-          <w:color w:val="1A1A1A"/>
-          <w:sz w:val="18"/>
-          <w:szCs w:val="18"/>
-        </w:rPr>
         <w:tab/>
       </w:r>
       <w:r>
         <w:rPr>
           <w:rFonts w:ascii="Avenir Next" w:hAnsi="Avenir Next" w:cs="Avenir Next" w:eastAsia="Avenir Next"/>
           <w:color w:val="1A1A1A"/>
+          <w:sz w:val="22"/>
+          <w:szCs w:val="21"/>
+        </w:rPr>
+        <w:t xml:space="preserve">5 − 0 = 5, 7 − 5 = </w:t>
+      </w:r>
+      <w:r>
+        <w:rPr>
+          <w:rFonts w:ascii="Avenir Next" w:hAnsi="Avenir Next" w:cs="Avenir Next" w:eastAsia="Avenir Next"/>
+          <w:color w:val="1A1A1A"/>
           <w:sz w:val="21"/>
           <w:szCs w:val="21"/>
-        </w:rPr>
-        <w:t xml:space="preserve">5 − 0 = 5, 7 − 5 = </w:t>
-      </w:r>
-      <w:r>
-        <w:rPr>
-          <w:rFonts w:ascii="Avenir Next" w:hAnsi="Avenir Next" w:cs="Avenir Next" w:eastAsia="Avenir Next"/>
-          <w:color w:val="1A1A1A"/>
-          <w:sz w:val="21"/>
-          <w:szCs w:val="21"/>
           <w:u w:val="single"/>
         </w:rPr>
         <w:t xml:space="preserve">                </w:t>
@@ -2692,7 +2711,7 @@
         <w:rPr>
           <w:rFonts w:ascii="Avenir Next" w:hAnsi="Avenir Next" w:cs="Avenir Next" w:eastAsia="Avenir Next"/>
           <w:color w:val="1A1A1A"/>
-          <w:sz w:val="21"/>
+          <w:sz w:val="22"/>
           <w:szCs w:val="21"/>
         </w:rPr>
         <w:t xml:space="preserve">, 8 − 2 = </w:t>
@@ -2722,25 +2741,25 @@
           <w:rFonts w:ascii="Avenir Next" w:hAnsi="Avenir Next" w:cs="Avenir Next" w:eastAsia="Avenir Next"/>
           <w:b/>
           <w:color w:val="003A70"/>
+          <w:sz w:val="22"/>
+          <w:szCs w:val="18"/>
+        </w:rPr>
+        <w:t xml:space="preserve">Step 3</w:t>
+      </w:r>
+      <w:r>
+        <w:rPr>
+          <w:rFonts w:ascii="Avenir Next" w:hAnsi="Avenir Next" w:cs="Avenir Next" w:eastAsia="Avenir Next"/>
+          <w:color w:val="1A1A1A"/>
           <w:sz w:val="18"/>
           <w:szCs w:val="18"/>
         </w:rPr>
-        <w:t xml:space="preserve">Step 3</w:t>
-      </w:r>
-      <w:r>
-        <w:rPr>
-          <w:rFonts w:ascii="Avenir Next" w:hAnsi="Avenir Next" w:cs="Avenir Next" w:eastAsia="Avenir Next"/>
-          <w:color w:val="1A1A1A"/>
-          <w:sz w:val="18"/>
-          <w:szCs w:val="18"/>
-        </w:rPr>
         <w:tab/>
       </w:r>
       <w:r>
         <w:rPr>
           <w:rFonts w:ascii="Avenir Next" w:hAnsi="Avenir Next" w:cs="Avenir Next" w:eastAsia="Avenir Next"/>
           <w:color w:val="1A1A1A"/>
-          <w:sz w:val="21"/>
+          <w:sz w:val="22"/>
           <w:szCs w:val="21"/>
         </w:rPr>
         <w:t xml:space="preserve">Answer: $</w:t>
@@ -2813,25 +2832,25 @@
           <w:rFonts w:ascii="Avenir Next" w:hAnsi="Avenir Next" w:cs="Avenir Next" w:eastAsia="Avenir Next"/>
           <w:b/>
           <w:color w:val="003A70"/>
+          <w:sz w:val="22"/>
+          <w:szCs w:val="18"/>
+        </w:rPr>
+        <w:t xml:space="preserve">Step 1</w:t>
+      </w:r>
+      <w:r>
+        <w:rPr>
+          <w:rFonts w:ascii="Avenir Next" w:hAnsi="Avenir Next" w:cs="Avenir Next" w:eastAsia="Avenir Next"/>
+          <w:color w:val="1A1A1A"/>
           <w:sz w:val="18"/>
           <w:szCs w:val="18"/>
         </w:rPr>
-        <w:t xml:space="preserve">Step 1</w:t>
-      </w:r>
-      <w:r>
-        <w:rPr>
-          <w:rFonts w:ascii="Avenir Next" w:hAnsi="Avenir Next" w:cs="Avenir Next" w:eastAsia="Avenir Next"/>
-          <w:color w:val="1A1A1A"/>
-          <w:sz w:val="18"/>
-          <w:szCs w:val="18"/>
-        </w:rPr>
         <w:tab/>
       </w:r>
       <w:r>
         <w:rPr>
           <w:rFonts w:ascii="Avenir Next" w:hAnsi="Avenir Next" w:cs="Avenir Next" w:eastAsia="Avenir Next"/>
           <w:color w:val="1A1A1A"/>
-          <w:sz w:val="21"/>
+          <w:sz w:val="22"/>
           <w:szCs w:val="21"/>
         </w:rPr>
         <w:t xml:space="preserve">Write 4.80 over </w:t>
@@ -2861,35 +2880,35 @@
           <w:rFonts w:ascii="Avenir Next" w:hAnsi="Avenir Next" w:cs="Avenir Next" w:eastAsia="Avenir Next"/>
           <w:b/>
           <w:color w:val="003A70"/>
+          <w:sz w:val="22"/>
+          <w:szCs w:val="18"/>
+        </w:rPr>
+        <w:t xml:space="preserve">Step 2</w:t>
+      </w:r>
+      <w:r>
+        <w:rPr>
+          <w:rFonts w:ascii="Avenir Next" w:hAnsi="Avenir Next" w:cs="Avenir Next" w:eastAsia="Avenir Next"/>
+          <w:color w:val="1A1A1A"/>
           <w:sz w:val="18"/>
           <w:szCs w:val="18"/>
         </w:rPr>
-        <w:t xml:space="preserve">Step 2</w:t>
-      </w:r>
-      <w:r>
-        <w:rPr>
-          <w:rFonts w:ascii="Avenir Next" w:hAnsi="Avenir Next" w:cs="Avenir Next" w:eastAsia="Avenir Next"/>
-          <w:color w:val="1A1A1A"/>
-          <w:sz w:val="18"/>
-          <w:szCs w:val="18"/>
-        </w:rPr>
         <w:tab/>
       </w:r>
       <w:r>
         <w:rPr>
           <w:rFonts w:ascii="Avenir Next" w:hAnsi="Avenir Next" w:cs="Avenir Next" w:eastAsia="Avenir Next"/>
           <w:color w:val="1A1A1A"/>
+          <w:sz w:val="22"/>
+          <w:szCs w:val="21"/>
+        </w:rPr>
+        <w:t xml:space="preserve">0 − 0 = 0, 8 − 0 = </w:t>
+      </w:r>
+      <w:r>
+        <w:rPr>
+          <w:rFonts w:ascii="Avenir Next" w:hAnsi="Avenir Next" w:cs="Avenir Next" w:eastAsia="Avenir Next"/>
+          <w:color w:val="1A1A1A"/>
           <w:sz w:val="21"/>
           <w:szCs w:val="21"/>
-        </w:rPr>
-        <w:t xml:space="preserve">0 − 0 = 0, 8 − 0 = </w:t>
-      </w:r>
-      <w:r>
-        <w:rPr>
-          <w:rFonts w:ascii="Avenir Next" w:hAnsi="Avenir Next" w:cs="Avenir Next" w:eastAsia="Avenir Next"/>
-          <w:color w:val="1A1A1A"/>
-          <w:sz w:val="21"/>
-          <w:szCs w:val="21"/>
           <w:u w:val="single"/>
         </w:rPr>
         <w:t xml:space="preserve">                </w:t>
@@ -2898,7 +2917,7 @@
         <w:rPr>
           <w:rFonts w:ascii="Avenir Next" w:hAnsi="Avenir Next" w:cs="Avenir Next" w:eastAsia="Avenir Next"/>
           <w:color w:val="1A1A1A"/>
-          <w:sz w:val="21"/>
+          <w:sz w:val="22"/>
           <w:szCs w:val="21"/>
         </w:rPr>
         <w:t xml:space="preserve">, 4 − 4 = </w:t>
@@ -2928,35 +2947,35 @@
           <w:rFonts w:ascii="Avenir Next" w:hAnsi="Avenir Next" w:cs="Avenir Next" w:eastAsia="Avenir Next"/>
           <w:b/>
           <w:color w:val="003A70"/>
+          <w:sz w:val="22"/>
+          <w:szCs w:val="18"/>
+        </w:rPr>
+        <w:t xml:space="preserve">Step 3</w:t>
+      </w:r>
+      <w:r>
+        <w:rPr>
+          <w:rFonts w:ascii="Avenir Next" w:hAnsi="Avenir Next" w:cs="Avenir Next" w:eastAsia="Avenir Next"/>
+          <w:color w:val="1A1A1A"/>
           <w:sz w:val="18"/>
           <w:szCs w:val="18"/>
         </w:rPr>
-        <w:t xml:space="preserve">Step 3</w:t>
-      </w:r>
-      <w:r>
-        <w:rPr>
-          <w:rFonts w:ascii="Avenir Next" w:hAnsi="Avenir Next" w:cs="Avenir Next" w:eastAsia="Avenir Next"/>
-          <w:color w:val="1A1A1A"/>
-          <w:sz w:val="18"/>
-          <w:szCs w:val="18"/>
-        </w:rPr>
         <w:tab/>
       </w:r>
       <w:r>
         <w:rPr>
           <w:rFonts w:ascii="Avenir Next" w:hAnsi="Avenir Next" w:cs="Avenir Next" w:eastAsia="Avenir Next"/>
           <w:color w:val="1A1A1A"/>
+          <w:sz w:val="22"/>
+          <w:szCs w:val="21"/>
+        </w:rPr>
+        <w:t xml:space="preserve">Answer: $</w:t>
+      </w:r>
+      <w:r>
+        <w:rPr>
+          <w:rFonts w:ascii="Avenir Next" w:hAnsi="Avenir Next" w:cs="Avenir Next" w:eastAsia="Avenir Next"/>
+          <w:color w:val="1A1A1A"/>
           <w:sz w:val="21"/>
           <w:szCs w:val="21"/>
-        </w:rPr>
-        <w:t xml:space="preserve">Answer: $</w:t>
-      </w:r>
-      <w:r>
-        <w:rPr>
-          <w:rFonts w:ascii="Avenir Next" w:hAnsi="Avenir Next" w:cs="Avenir Next" w:eastAsia="Avenir Next"/>
-          <w:color w:val="1A1A1A"/>
-          <w:sz w:val="21"/>
-          <w:szCs w:val="21"/>
           <w:u w:val="single"/>
         </w:rPr>
         <w:t xml:space="preserve">                </w:t>
@@ -2969,6 +2988,7 @@
     </w:p>
     <w:p>
       <w:pPr>
+        <w:pStyle w:val="Heading2"/>
         <w:keepNext/>
         <w:pBdr>
           <w:bottom w:val="single" w:sz="8" w:space="3" w:color="003A70"/>
@@ -2984,7 +3004,7 @@
           <w:b/>
           <w:color w:val="003A70"/>
           <w:spacing w:val="14"/>
-          <w:sz w:val="19"/>
+          <w:sz w:val="22"/>
           <w:szCs w:val="19"/>
         </w:rPr>
         <w:t xml:space="preserve">YOUR TURN</w:t>
@@ -3003,7 +3023,7 @@
           <w:rFonts w:ascii="Avenir Next" w:hAnsi="Avenir Next" w:cs="Avenir Next" w:eastAsia="Avenir Next"/>
           <w:i/>
           <w:color w:val="5A5F66"/>
-          <w:sz w:val="17"/>
+          <w:sz w:val="22"/>
           <w:szCs w:val="17"/>
         </w:rPr>
         <w:t xml:space="preserve">use the steps on your own</w:t>
@@ -3175,7 +3195,7 @@
                       <w:szCs w:val="22"/>
                       <w:u w:val="single"/>
                     </w:rPr>
-                    <w:t xml:space="preserve">        </w:t>
+                    <w:t xml:space="preserve">            </w:t>
                   </w:r>
                 </w:p>
               </w:tc>
@@ -3237,7 +3257,7 @@
                       <w:szCs w:val="22"/>
                       <w:u w:val="single"/>
                     </w:rPr>
-                    <w:t xml:space="preserve">        </w:t>
+                    <w:t xml:space="preserve">            </w:t>
                   </w:r>
                 </w:p>
               </w:tc>
@@ -3299,7 +3319,7 @@
                       <w:szCs w:val="22"/>
                       <w:u w:val="single"/>
                     </w:rPr>
-                    <w:t xml:space="preserve">        </w:t>
+                    <w:t xml:space="preserve">            </w:t>
                   </w:r>
                 </w:p>
               </w:tc>
@@ -3367,7 +3387,7 @@
                       <w:szCs w:val="22"/>
                       <w:u w:val="single"/>
                     </w:rPr>
-                    <w:t xml:space="preserve">        </w:t>
+                    <w:t xml:space="preserve">            </w:t>
                   </w:r>
                 </w:p>
               </w:tc>
@@ -3429,7 +3449,7 @@
                       <w:szCs w:val="22"/>
                       <w:u w:val="single"/>
                     </w:rPr>
-                    <w:t xml:space="preserve">        </w:t>
+                    <w:t xml:space="preserve">            </w:t>
                   </w:r>
                 </w:p>
               </w:tc>
@@ -3491,7 +3511,7 @@
                       <w:szCs w:val="22"/>
                       <w:u w:val="single"/>
                     </w:rPr>
-                    <w:t xml:space="preserve">        </w:t>
+                    <w:t xml:space="preserve">            </w:t>
                   </w:r>
                 </w:p>
               </w:tc>
@@ -3512,6 +3532,7 @@
     </w:p>
     <w:p>
       <w:pPr>
+        <w:pStyle w:val="Heading2"/>
         <w:keepNext/>
         <w:pBdr>
           <w:bottom w:val="single" w:sz="8" w:space="3" w:color="003A70"/>
@@ -3527,7 +3548,7 @@
           <w:b/>
           <w:color w:val="003A70"/>
           <w:spacing w:val="14"/>
-          <w:sz w:val="19"/>
+          <w:sz w:val="22"/>
           <w:szCs w:val="19"/>
         </w:rPr>
         <w:t xml:space="preserve">READY CHECK</w:t>
@@ -3546,7 +3567,7 @@
           <w:rFonts w:ascii="Avenir Next" w:hAnsi="Avenir Next" w:cs="Avenir Next" w:eastAsia="Avenir Next"/>
           <w:i/>
           <w:color w:val="5A5F66"/>
-          <w:sz w:val="17"/>
+          <w:sz w:val="22"/>
           <w:szCs w:val="17"/>
         </w:rPr>
         <w:t xml:space="preserve">a problem like the one in today’s lesson</w:t>
@@ -3678,25 +3699,25 @@
                       <w:rFonts w:ascii="Avenir Next" w:hAnsi="Avenir Next" w:cs="Avenir Next" w:eastAsia="Avenir Next"/>
                       <w:b/>
                       <w:color w:val="003A70"/>
+                      <w:sz w:val="22"/>
+                      <w:szCs w:val="21"/>
+                    </w:rPr>
+                    <w:t xml:space="preserve">A</w:t>
+                  </w:r>
+                  <w:r>
+                    <w:rPr>
+                      <w:rFonts w:ascii="Avenir Next" w:hAnsi="Avenir Next" w:cs="Avenir Next" w:eastAsia="Avenir Next"/>
+                      <w:color w:val="1A1A1A"/>
                       <w:sz w:val="21"/>
                       <w:szCs w:val="21"/>
                     </w:rPr>
-                    <w:t xml:space="preserve">A</w:t>
-                  </w:r>
-                  <w:r>
-                    <w:rPr>
-                      <w:rFonts w:ascii="Avenir Next" w:hAnsi="Avenir Next" w:cs="Avenir Next" w:eastAsia="Avenir Next"/>
-                      <w:color w:val="1A1A1A"/>
-                      <w:sz w:val="21"/>
-                      <w:szCs w:val="21"/>
-                    </w:rPr>
                     <w:tab/>
                   </w:r>
                   <w:r>
                     <w:rPr>
                       <w:rFonts w:ascii="Avenir Next" w:hAnsi="Avenir Next" w:cs="Avenir Next" w:eastAsia="Avenir Next"/>
                       <w:color w:val="1A1A1A"/>
-                      <w:sz w:val="21"/>
+                      <w:sz w:val="22"/>
                       <w:szCs w:val="21"/>
                     </w:rPr>
                     <w:t xml:space="preserve">$1.25</w:t>
@@ -3721,25 +3742,25 @@
                       <w:rFonts w:ascii="Avenir Next" w:hAnsi="Avenir Next" w:cs="Avenir Next" w:eastAsia="Avenir Next"/>
                       <w:b/>
                       <w:color w:val="003A70"/>
+                      <w:sz w:val="22"/>
+                      <w:szCs w:val="21"/>
+                    </w:rPr>
+                    <w:t xml:space="preserve">B</w:t>
+                  </w:r>
+                  <w:r>
+                    <w:rPr>
+                      <w:rFonts w:ascii="Avenir Next" w:hAnsi="Avenir Next" w:cs="Avenir Next" w:eastAsia="Avenir Next"/>
+                      <w:color w:val="1A1A1A"/>
                       <w:sz w:val="21"/>
                       <w:szCs w:val="21"/>
                     </w:rPr>
-                    <w:t xml:space="preserve">B</w:t>
-                  </w:r>
-                  <w:r>
-                    <w:rPr>
-                      <w:rFonts w:ascii="Avenir Next" w:hAnsi="Avenir Next" w:cs="Avenir Next" w:eastAsia="Avenir Next"/>
-                      <w:color w:val="1A1A1A"/>
-                      <w:sz w:val="21"/>
-                      <w:szCs w:val="21"/>
-                    </w:rPr>
                     <w:tab/>
                   </w:r>
                   <w:r>
                     <w:rPr>
                       <w:rFonts w:ascii="Avenir Next" w:hAnsi="Avenir Next" w:cs="Avenir Next" w:eastAsia="Avenir Next"/>
                       <w:color w:val="1A1A1A"/>
-                      <w:sz w:val="21"/>
+                      <w:sz w:val="22"/>
                       <w:szCs w:val="21"/>
                     </w:rPr>
                     <w:t xml:space="preserve">$11.25</w:t>
@@ -3764,25 +3785,25 @@
                       <w:rFonts w:ascii="Avenir Next" w:hAnsi="Avenir Next" w:cs="Avenir Next" w:eastAsia="Avenir Next"/>
                       <w:b/>
                       <w:color w:val="003A70"/>
+                      <w:sz w:val="22"/>
+                      <w:szCs w:val="21"/>
+                    </w:rPr>
+                    <w:t xml:space="preserve">C</w:t>
+                  </w:r>
+                  <w:r>
+                    <w:rPr>
+                      <w:rFonts w:ascii="Avenir Next" w:hAnsi="Avenir Next" w:cs="Avenir Next" w:eastAsia="Avenir Next"/>
+                      <w:color w:val="1A1A1A"/>
                       <w:sz w:val="21"/>
                       <w:szCs w:val="21"/>
                     </w:rPr>
-                    <w:t xml:space="preserve">C</w:t>
-                  </w:r>
-                  <w:r>
-                    <w:rPr>
-                      <w:rFonts w:ascii="Avenir Next" w:hAnsi="Avenir Next" w:cs="Avenir Next" w:eastAsia="Avenir Next"/>
-                      <w:color w:val="1A1A1A"/>
-                      <w:sz w:val="21"/>
-                      <w:szCs w:val="21"/>
-                    </w:rPr>
                     <w:tab/>
                   </w:r>
                   <w:r>
                     <w:rPr>
                       <w:rFonts w:ascii="Avenir Next" w:hAnsi="Avenir Next" w:cs="Avenir Next" w:eastAsia="Avenir Next"/>
                       <w:color w:val="1A1A1A"/>
-                      <w:sz w:val="21"/>
+                      <w:sz w:val="22"/>
                       <w:szCs w:val="21"/>
                     </w:rPr>
                     <w:t xml:space="preserve">$1.75</w:t>
@@ -3807,25 +3828,25 @@
                       <w:rFonts w:ascii="Avenir Next" w:hAnsi="Avenir Next" w:cs="Avenir Next" w:eastAsia="Avenir Next"/>
                       <w:b/>
                       <w:color w:val="003A70"/>
+                      <w:sz w:val="22"/>
+                      <w:szCs w:val="21"/>
+                    </w:rPr>
+                    <w:t xml:space="preserve">D</w:t>
+                  </w:r>
+                  <w:r>
+                    <w:rPr>
+                      <w:rFonts w:ascii="Avenir Next" w:hAnsi="Avenir Next" w:cs="Avenir Next" w:eastAsia="Avenir Next"/>
+                      <w:color w:val="1A1A1A"/>
                       <w:sz w:val="21"/>
                       <w:szCs w:val="21"/>
                     </w:rPr>
-                    <w:t xml:space="preserve">D</w:t>
-                  </w:r>
-                  <w:r>
-                    <w:rPr>
-                      <w:rFonts w:ascii="Avenir Next" w:hAnsi="Avenir Next" w:cs="Avenir Next" w:eastAsia="Avenir Next"/>
-                      <w:color w:val="1A1A1A"/>
-                      <w:sz w:val="21"/>
-                      <w:szCs w:val="21"/>
-                    </w:rPr>
                     <w:tab/>
                   </w:r>
                   <w:r>
                     <w:rPr>
                       <w:rFonts w:ascii="Avenir Next" w:hAnsi="Avenir Next" w:cs="Avenir Next" w:eastAsia="Avenir Next"/>
                       <w:color w:val="1A1A1A"/>
-                      <w:sz w:val="21"/>
+                      <w:sz w:val="22"/>
                       <w:szCs w:val="21"/>
                     </w:rPr>
                     <w:t xml:space="preserve">$0.25</w:t>
@@ -3874,19 +3895,42 @@
         <w:tblLook w:val="0000" w:firstRow="0" w:lastRow="0" w:firstColumn="0" w:lastColumn="0" w:noHBand="1" w:noVBand="1"/>
       </w:tblPr>
       <w:tblGrid>
-        <w:gridCol w:w="2000"/>
-        <w:gridCol w:w="2300"/>
-        <w:gridCol w:w="2100"/>
-        <w:gridCol w:w="3104"/>
+        <w:gridCol w:w="1750"/>
+        <w:gridCol w:w="2500"/>
+        <w:gridCol w:w="2200"/>
+        <w:gridCol w:w="3054"/>
       </w:tblGrid>
       <w:tr>
         <w:trPr>
           <w:cantSplit/>
-          <w:trHeight w:val="320" w:hRule="atLeast"/>
+          <w:trHeight w:val="300" w:hRule="atLeast"/>
         </w:trPr>
         <w:tc>
           <w:tcPr>
-            <w:tcW w:w="2000" w:type="dxa"/>
+            <w:tcW w:w="1750" w:type="dxa"/>
+            <w:vAlign w:val="center"/>
+          </w:tcPr>
+          <w:p>
+            <w:pPr>
+              <w:pStyle w:val="Heading2"/>
+              <w:spacing w:before="0" w:after="0" w:line="240" w:lineRule="auto"/>
+            </w:pPr>
+            <w:r>
+              <w:rPr>
+                <w:rFonts w:ascii="Avenir Next" w:hAnsi="Avenir Next" w:cs="Avenir Next" w:eastAsia="Avenir Next"/>
+                <w:b/>
+                <w:color w:val="003A70"/>
+                <w:spacing w:val="12"/>
+                <w:sz w:val="15"/>
+                <w:szCs w:val="15"/>
+              </w:rPr>
+              <w:t xml:space="preserve">CHECK YOURSELF</w:t>
+            </w:r>
+          </w:p>
+        </w:tc>
+        <w:tc>
+          <w:tcPr>
+            <w:tcW w:w="2500" w:type="dxa"/>
             <w:vAlign w:val="center"/>
           </w:tcPr>
           <w:p>
@@ -3895,20 +3939,27 @@
             </w:pPr>
             <w:r>
               <w:rPr>
-                <w:rFonts w:ascii="Avenir Next" w:hAnsi="Avenir Next" w:cs="Avenir Next" w:eastAsia="Avenir Next"/>
-                <w:b/>
-                <w:color w:val="003A70"/>
-                <w:spacing w:val="12"/>
-                <w:sz w:val="15"/>
-                <w:szCs w:val="15"/>
-              </w:rPr>
-              <w:t xml:space="preserve">CHECK YOURSELF</w:t>
+                <w:rFonts w:ascii="Arial" w:hAnsi="Arial" w:cs="Arial" w:eastAsia="Arial"/>
+                <w:color w:val="1A1A1A"/>
+                <w:sz w:val="20"/>
+                <w:szCs w:val="20"/>
+              </w:rPr>
+              <w:t xml:space="preserve">□</w:t>
+            </w:r>
+            <w:r>
+              <w:rPr>
+                <w:rFonts w:ascii="Avenir Next" w:hAnsi="Avenir Next" w:cs="Avenir Next" w:eastAsia="Avenir Next"/>
+                <w:color w:val="1A1A1A"/>
+                <w:sz w:val="17"/>
+                <w:szCs w:val="17"/>
+              </w:rPr>
+              <w:t xml:space="preserve">  I can do this on my own</w:t>
             </w:r>
           </w:p>
         </w:tc>
         <w:tc>
           <w:tcPr>
-            <w:tcW w:w="2300" w:type="dxa"/>
+            <w:tcW w:w="2200" w:type="dxa"/>
             <w:vAlign w:val="center"/>
           </w:tcPr>
           <w:p>
@@ -3919,8 +3970,8 @@
               <w:rPr>
                 <w:rFonts w:ascii="Arial" w:hAnsi="Arial" w:cs="Arial" w:eastAsia="Arial"/>
                 <w:color w:val="1A1A1A"/>
-                <w:sz w:val="24"/>
-                <w:szCs w:val="24"/>
+                <w:sz w:val="20"/>
+                <w:szCs w:val="20"/>
               </w:rPr>
               <w:t xml:space="preserve">□</w:t>
             </w:r>
@@ -3931,13 +3982,13 @@
                 <w:sz w:val="17"/>
                 <w:szCs w:val="17"/>
               </w:rPr>
-              <w:t xml:space="preserve">  I can do this on my own</w:t>
+              <w:t xml:space="preserve">  I need a little help</w:t>
             </w:r>
           </w:p>
         </w:tc>
         <w:tc>
           <w:tcPr>
-            <w:tcW w:w="2100" w:type="dxa"/>
+            <w:tcW w:w="3054" w:type="dxa"/>
             <w:vAlign w:val="center"/>
           </w:tcPr>
           <w:p>
@@ -3948,37 +3999,8 @@
               <w:rPr>
                 <w:rFonts w:ascii="Arial" w:hAnsi="Arial" w:cs="Arial" w:eastAsia="Arial"/>
                 <w:color w:val="1A1A1A"/>
-                <w:sz w:val="24"/>
-                <w:szCs w:val="24"/>
-              </w:rPr>
-              <w:t xml:space="preserve">□</w:t>
-            </w:r>
-            <w:r>
-              <w:rPr>
-                <w:rFonts w:ascii="Avenir Next" w:hAnsi="Avenir Next" w:cs="Avenir Next" w:eastAsia="Avenir Next"/>
-                <w:color w:val="1A1A1A"/>
-                <w:sz w:val="17"/>
-                <w:szCs w:val="17"/>
-              </w:rPr>
-              <w:t xml:space="preserve">  I need a little help</w:t>
-            </w:r>
-          </w:p>
-        </w:tc>
-        <w:tc>
-          <w:tcPr>
-            <w:tcW w:w="3104" w:type="dxa"/>
-            <w:vAlign w:val="center"/>
-          </w:tcPr>
-          <w:p>
-            <w:pPr>
-              <w:spacing w:before="0" w:after="0" w:line="240" w:lineRule="auto"/>
-            </w:pPr>
-            <w:r>
-              <w:rPr>
-                <w:rFonts w:ascii="Arial" w:hAnsi="Arial" w:cs="Arial" w:eastAsia="Arial"/>
-                <w:color w:val="1A1A1A"/>
-                <w:sz w:val="24"/>
-                <w:szCs w:val="24"/>
+                <w:sz w:val="20"/>
+                <w:szCs w:val="20"/>
               </w:rPr>
               <w:t xml:space="preserve">□</w:t>
             </w:r>
@@ -4013,7 +4035,7 @@
     <w:sectPr>
       <w:footerReference w:type="default" r:id="rIdFooter1"/>
       <w:pgSz w:w="12240" w:h="15840"/>
-      <w:pgMar w:top="893" w:right="1224" w:bottom="835" w:left="1512" w:header="432" w:footer="432" w:gutter="0"/>
+      <w:pgMar w:top="780" w:right="1224" w:bottom="760" w:left="1512" w:header="432" w:footer="432" w:gutter="0"/>
       <w:cols w:space="720"/>
     </w:sectPr>
   </w:body>
@@ -4093,7 +4115,106 @@
               <w:sz w:val="15"/>
               <w:szCs w:val="15"/>
             </w:rPr>
-            <w:t xml:space="preserve">Lesson 3-2  ·  Session 2  ·  Prerequisite Practice A</w:t>
+            <w:t xml:space="preserve">3-2 · Page </w:t>
+          </w:r>
+          <w:r>
+            <w:rPr>
+              <w:rFonts w:ascii="Avenir Next" w:hAnsi="Avenir Next" w:cs="Avenir Next" w:eastAsia="Avenir Next"/>
+              <w:color w:val="5A5F66"/>
+              <w:sz w:val="15"/>
+              <w:szCs w:val="15"/>
+            </w:rPr>
+            <w:fldChar w:fldCharType="begin"/>
+          </w:r>
+          <w:r>
+            <w:rPr>
+              <w:rFonts w:ascii="Avenir Next" w:hAnsi="Avenir Next" w:cs="Avenir Next" w:eastAsia="Avenir Next"/>
+              <w:color w:val="5A5F66"/>
+              <w:sz w:val="15"/>
+              <w:szCs w:val="15"/>
+            </w:rPr>
+            <w:instrText xml:space="preserve"> PAGE </w:instrText>
+          </w:r>
+          <w:r>
+            <w:rPr>
+              <w:rFonts w:ascii="Avenir Next" w:hAnsi="Avenir Next" w:cs="Avenir Next" w:eastAsia="Avenir Next"/>
+              <w:color w:val="5A5F66"/>
+              <w:sz w:val="15"/>
+              <w:szCs w:val="15"/>
+            </w:rPr>
+            <w:fldChar w:fldCharType="separate"/>
+          </w:r>
+          <w:r>
+            <w:rPr>
+              <w:rFonts w:ascii="Avenir Next" w:hAnsi="Avenir Next" w:cs="Avenir Next" w:eastAsia="Avenir Next"/>
+              <w:color w:val="5A5F66"/>
+              <w:sz w:val="15"/>
+              <w:szCs w:val="15"/>
+            </w:rPr>
+            <w:t xml:space="preserve">1</w:t>
+          </w:r>
+          <w:r>
+            <w:rPr>
+              <w:rFonts w:ascii="Avenir Next" w:hAnsi="Avenir Next" w:cs="Avenir Next" w:eastAsia="Avenir Next"/>
+              <w:color w:val="5A5F66"/>
+              <w:sz w:val="15"/>
+              <w:szCs w:val="15"/>
+            </w:rPr>
+            <w:fldChar w:fldCharType="end"/>
+          </w:r>
+          <w:r>
+            <w:rPr>
+              <w:rFonts w:ascii="Avenir Next" w:hAnsi="Avenir Next" w:cs="Avenir Next" w:eastAsia="Avenir Next"/>
+              <w:color w:val="5A5F66"/>
+              <w:sz w:val="15"/>
+              <w:szCs w:val="15"/>
+            </w:rPr>
+            <w:t xml:space="preserve"> of </w:t>
+          </w:r>
+          <w:r>
+            <w:rPr>
+              <w:rFonts w:ascii="Avenir Next" w:hAnsi="Avenir Next" w:cs="Avenir Next" w:eastAsia="Avenir Next"/>
+              <w:color w:val="5A5F66"/>
+              <w:sz w:val="15"/>
+              <w:szCs w:val="15"/>
+            </w:rPr>
+            <w:fldChar w:fldCharType="begin"/>
+          </w:r>
+          <w:r>
+            <w:rPr>
+              <w:rFonts w:ascii="Avenir Next" w:hAnsi="Avenir Next" w:cs="Avenir Next" w:eastAsia="Avenir Next"/>
+              <w:color w:val="5A5F66"/>
+              <w:sz w:val="15"/>
+              <w:szCs w:val="15"/>
+            </w:rPr>
+            <w:instrText xml:space="preserve"> NUMPAGES </w:instrText>
+          </w:r>
+          <w:r>
+            <w:rPr>
+              <w:rFonts w:ascii="Avenir Next" w:hAnsi="Avenir Next" w:cs="Avenir Next" w:eastAsia="Avenir Next"/>
+              <w:color w:val="5A5F66"/>
+              <w:sz w:val="15"/>
+              <w:szCs w:val="15"/>
+            </w:rPr>
+            <w:fldChar w:fldCharType="separate"/>
+          </w:r>
+          <w:r>
+            <w:rPr>
+              <w:rFonts w:ascii="Avenir Next" w:hAnsi="Avenir Next" w:cs="Avenir Next" w:eastAsia="Avenir Next"/>
+              <w:color w:val="5A5F66"/>
+              <w:sz w:val="15"/>
+              <w:szCs w:val="15"/>
+            </w:rPr>
+            <w:t xml:space="preserve">1</w:t>
+          </w:r>
+          <w:r>
+            <w:rPr>
+              <w:rFonts w:ascii="Avenir Next" w:hAnsi="Avenir Next" w:cs="Avenir Next" w:eastAsia="Avenir Next"/>
+              <w:color w:val="5A5F66"/>
+              <w:sz w:val="15"/>
+              <w:szCs w:val="15"/>
+            </w:rPr>
+            <w:fldChar w:fldCharType="end"/>
           </w:r>
         </w:p>
       </w:tc>
@@ -4136,5 +4257,23 @@
       </w:tblCellMar>
     </w:tblPr>
   </w:style>
+  <w:style w:type="paragraph" w:styleId="Heading1">
+    <w:name w:val="heading 1"/>
+    <w:basedOn w:val="Normal"/>
+    <w:pPr>
+      <w:outlineLvl w:val="0"/>
+      <w:keepNext w:val="0"/>
+      <w:keepLines w:val="0"/>
+    </w:pPr>
+  </w:style>
+  <w:style w:type="paragraph" w:styleId="Heading2">
+    <w:name w:val="heading 2"/>
+    <w:basedOn w:val="Normal"/>
+    <w:pPr>
+      <w:outlineLvl w:val="1"/>
+      <w:keepNext w:val="0"/>
+      <w:keepLines w:val="0"/>
+    </w:pPr>
+  </w:style>
 </w:styles>
 </file>